--- a/docs/legal/paczka-inwestor-v7/01_NDA_i_zakaz_obchodzenia_Finance_You_v6.docx
+++ b/docs/legal/paczka-inwestor-v7/01_NDA_i_zakaz_obchodzenia_Finance_You_v6.docx
@@ -1122,7 +1122,7 @@
           <w:rFonts w:ascii="Calibri" w:hAnsi="Calibri" w:eastAsia="Calibri"/>
           <w:color w:val="1F2933"/>
         </w:rPr>
-        <w:t>Prowizja Klientowska, Transakcja Chroniona, Suma Hipoteczna i Naruszenie Obejściowe mają znaczenie nadane im w Umowie Pośrednictwa. Ekonomiczny ciężar Prowizji Klientowskiej ponosi klient, a nie Inwestor; Inwestor wykonuje jedynie obowiązki wynikające z Mechanizmu Zabezpieczenia Prowizji.</w:t>
+        <w:t>Prowizja od Pożyczkobiorcy, Transakcja Chroniona, Suma Hipoteczna i Naruszenie Obejściowe mają znaczenie nadane im w Umowie Pośrednictwa. Ekonomiczny ciężar Prowizji od Pożyczkobiorcy ponosi klient, a nie Inwestor; Inwestor wykonuje jedynie obowiązki wynikające z Mechanizmu Zabezpieczenia Prowizji.</w:t>
       </w:r>
     </w:p>
     <w:p>
@@ -1656,7 +1656,7 @@
           <w:rFonts w:ascii="Calibri" w:hAnsi="Calibri" w:eastAsia="Calibri"/>
           <w:color w:val="1F2933"/>
         </w:rPr>
-        <w:t>Kontakt bezpośredni z Klientem Chronionym jest dopuszczalny wyłącznie dla należytej oceny lub realizacji Projektu, z zachowaniem obowiązków raportowych z Umowy Pośrednictwa. Inwestor nie może jednak zawrzeć ani wykonać Transakcji Chronionej, dopóki w jej dokumentacji nie zostanie skutecznie zabezpieczona Prowizja Klientowska oraz sposób jej bezpośredniego przekazania Finance You z wypłacanej kwoty.</w:t>
+        <w:t>Kontakt bezpośredni z Klientem Chronionym jest dopuszczalny wyłącznie dla należytej oceny lub realizacji Projektu, z zachowaniem obowiązków raportowych z Umowy Pośrednictwa. Inwestor nie może jednak zawrzeć ani wykonać Transakcji Chronionej, dopóki w jej dokumentacji nie zostanie skutecznie zabezpieczona Prowizja od Pożyczkobiorcy oraz sposób jej bezpośredniego przekazania Finance You z wypłacanej kwoty.</w:t>
       </w:r>
     </w:p>
     <w:p>
@@ -1694,7 +1694,7 @@
           <w:rFonts w:ascii="Calibri" w:hAnsi="Calibri" w:eastAsia="Calibri"/>
           <w:color w:val="1F2933"/>
         </w:rPr>
-        <w:t>Szczegółowe przesłanki Naruszenia Obejściowego, sposób ustalenia Sumy Hipotecznej i termin zapłaty Kary Obejściowej określa Umowa Pośrednictwa i właściwa Karta Leada. Pełne Ujawnienie Identyfikujące nie powinno nastąpić przed związaniem Inwestora wymaganymi dokumentami i przekazaniem mu rzeczywistych warunków Prowizji Klientowskiej.</w:t>
+        <w:t>Szczegółowe przesłanki Naruszenia Obejściowego, sposób ustalenia Sumy Hipotecznej i termin zapłaty Kary Obejściowej określa Umowa Pośrednictwa i właściwa Karta Leada. Pełne Ujawnienie Identyfikujące nie powinno nastąpić przed związaniem Inwestora wymaganymi dokumentami i przekazaniem mu rzeczywistych warunków Prowizji od Pożyczkobiorcy.</w:t>
       </w:r>
     </w:p>
     <w:p>
@@ -1761,7 +1761,7 @@
           <w:rFonts w:ascii="Calibri" w:hAnsi="Calibri" w:eastAsia="Calibri"/>
           <w:color w:val="1F2933"/>
         </w:rPr>
-        <w:t>Inwestor może zachować wyłącznie minimalny, odseparowany zestaw dowodowy wymagany prawem lub niezbędny do obrony roszczeń, bez prawa dalszego wykorzystania operacyjnego. Finance You może zachować logi ujawnienia, akceptacje i dane konieczne do wykazania źródła relacji oraz dochodzenia Prowizji Klientowskiej, Kary Obejściowej lub odszkodowania.</w:t>
+        <w:t>Inwestor może zachować wyłącznie minimalny, odseparowany zestaw dowodowy wymagany prawem lub niezbędny do obrony roszczeń, bez prawa dalszego wykorzystania operacyjnego. Finance You może zachować logi ujawnienia, akceptacje i dane konieczne do wykazania źródła relacji oraz dochodzenia Prowizji od Pożyczkobiorcy, Kary Obejściowej lub odszkodowania.</w:t>
       </w:r>
     </w:p>
     <w:p>
@@ -1866,7 +1866,7 @@
           <w:rFonts w:ascii="Calibri" w:hAnsi="Calibri" w:eastAsia="Calibri"/>
           <w:color w:val="1F2933"/>
         </w:rPr>
-        <w:t>Późniejsza zapłata Prowizji Klientowskiej nie usuwa automatycznie już powstałej Kary Obejściowej, chyba że Finance You wyraźnie zrzeknie się jej w formie dokumentowej. Kara nie zwalnia Klienta z Prowizji Klientowskiej ani Inwestora z dalszego wykonania obowiązków niepieniężnych.</w:t>
+        <w:t>Późniejsza zapłata Prowizji od Pożyczkobiorcy nie usuwa automatycznie już powstałej Kary Obejściowej, chyba że Finance You wyraźnie zrzeknie się jej w formie dokumentowej. Kara nie zwalnia Klienta z Prowizji od Pożyczkobiorcy ani Inwestora z dalszego wykonania obowiązków niepieniężnych.</w:t>
       </w:r>
     </w:p>
     <w:p>
